--- a/Fnnn-Bar/F302-SBa.docx
+++ b/Fnnn-Bar/F302-SBa.docx
@@ -1294,7 +1294,21 @@
         <w:rPr>
           <w:rFonts w:ascii="Gentium" w:hAnsi="Gentium" w:cs="Gentium"/>
         </w:rPr>
-        <w:t xml:space="preserve">And another angel began to descend from heaven, and said unto them: ‘Hold your lamps and do not light them until I tell you. </w:t>
+        <w:t xml:space="preserve">And another angel began to descend from </w:t>
+      </w:r>
+      <w:proofErr w:type="gramStart"/>
+      <w:r>
+        <w:rPr>
+          <w:rFonts w:ascii="Gentium" w:hAnsi="Gentium" w:cs="Gentium"/>
+        </w:rPr>
+        <w:t>heaven, and</w:t>
+      </w:r>
+      <w:proofErr w:type="gramEnd"/>
+      <w:r>
+        <w:rPr>
+          <w:rFonts w:ascii="Gentium" w:hAnsi="Gentium" w:cs="Gentium"/>
+        </w:rPr>
+        <w:t xml:space="preserve"> said unto them: ‘Hold your lamps and do not light them until I tell you. </w:t>
       </w:r>
       <w:r>
         <w:rPr>
@@ -2329,7 +2343,23 @@
           <w:lang w:eastAsia="en-GB" w:bidi="he-IL"/>
         </w:rPr>
         <w:br/>
-        <w:t>And you Lilin, come from the desert,</w:t>
+        <w:t xml:space="preserve">And you </w:t>
+      </w:r>
+      <w:proofErr w:type="spellStart"/>
+      <w:r>
+        <w:rPr>
+          <w:rFonts w:ascii="Gentium" w:hAnsi="Gentium" w:cs="Gentium"/>
+          <w:lang w:eastAsia="en-GB" w:bidi="he-IL"/>
+        </w:rPr>
+        <w:t>Lilin</w:t>
+      </w:r>
+      <w:proofErr w:type="spellEnd"/>
+      <w:r>
+        <w:rPr>
+          <w:rFonts w:ascii="Gentium" w:hAnsi="Gentium" w:cs="Gentium"/>
+          <w:lang w:eastAsia="en-GB" w:bidi="he-IL"/>
+        </w:rPr>
+        <w:t>, come from the desert,</w:t>
       </w:r>
       <w:r>
         <w:rPr>
@@ -4259,7 +4289,23 @@
           <w:rFonts w:ascii="Gentium" w:hAnsi="Gentium" w:cs="Gentium"/>
           <w:lang w:eastAsia="en-GB" w:bidi="he-IL"/>
         </w:rPr>
-        <w:t xml:space="preserve">Do not expect </w:t>
+        <w:t xml:space="preserve">Do </w:t>
+      </w:r>
+      <w:proofErr w:type="gramStart"/>
+      <w:r>
+        <w:rPr>
+          <w:rFonts w:ascii="Gentium" w:hAnsi="Gentium" w:cs="Gentium"/>
+          <w:lang w:eastAsia="en-GB" w:bidi="he-IL"/>
+        </w:rPr>
+        <w:t>not expect</w:t>
+      </w:r>
+      <w:proofErr w:type="gramEnd"/>
+      <w:r>
+        <w:rPr>
+          <w:rFonts w:ascii="Gentium" w:hAnsi="Gentium" w:cs="Gentium"/>
+          <w:lang w:eastAsia="en-GB" w:bidi="he-IL"/>
+        </w:rPr>
+        <w:t xml:space="preserve"> </w:t>
       </w:r>
       <w:r>
         <w:rPr>
@@ -5615,7 +5661,23 @@
           <w:rFonts w:ascii="Gentium" w:hAnsi="Gentium" w:cs="Gentium"/>
           <w:lang w:eastAsia="en-GB" w:bidi="he-IL"/>
         </w:rPr>
-        <w:t xml:space="preserve">When of old there was no world with its inhabitants, You devised and spoke with a word, and forthwith the works of creation stood before You. </w:t>
+        <w:t xml:space="preserve">When of old there was no world with its inhabitants, </w:t>
+      </w:r>
+      <w:proofErr w:type="gramStart"/>
+      <w:r>
+        <w:rPr>
+          <w:rFonts w:ascii="Gentium" w:hAnsi="Gentium" w:cs="Gentium"/>
+          <w:lang w:eastAsia="en-GB" w:bidi="he-IL"/>
+        </w:rPr>
+        <w:t>You</w:t>
+      </w:r>
+      <w:proofErr w:type="gramEnd"/>
+      <w:r>
+        <w:rPr>
+          <w:rFonts w:ascii="Gentium" w:hAnsi="Gentium" w:cs="Gentium"/>
+          <w:lang w:eastAsia="en-GB" w:bidi="he-IL"/>
+        </w:rPr>
+        <w:t xml:space="preserve"> devised and spoke with a word, and forthwith the works of creation stood before You. </w:t>
       </w:r>
       <w:r>
         <w:rPr>
@@ -6572,7 +6634,23 @@
           <w:rFonts w:ascii="Gentium" w:hAnsi="Gentium" w:cs="Gentium"/>
           <w:lang w:eastAsia="en-GB" w:bidi="he-IL"/>
         </w:rPr>
-        <w:t>Behold I have placed before you life and death,</w:t>
+        <w:t xml:space="preserve">Behold I have placed before </w:t>
+      </w:r>
+      <w:proofErr w:type="spellStart"/>
+      <w:r>
+        <w:rPr>
+          <w:rFonts w:ascii="Gentium" w:hAnsi="Gentium" w:cs="Gentium"/>
+          <w:lang w:eastAsia="en-GB" w:bidi="he-IL"/>
+        </w:rPr>
+        <w:t>you</w:t>
+      </w:r>
+      <w:proofErr w:type="spellEnd"/>
+      <w:r>
+        <w:rPr>
+          <w:rFonts w:ascii="Gentium" w:hAnsi="Gentium" w:cs="Gentium"/>
+          <w:lang w:eastAsia="en-GB" w:bidi="he-IL"/>
+        </w:rPr>
+        <w:t xml:space="preserve"> life and death,</w:t>
       </w:r>
       <w:r>
         <w:rPr>
@@ -7687,7 +7765,23 @@
           <w:rFonts w:ascii="Gentium" w:hAnsi="Gentium" w:cs="Gentium"/>
           <w:lang w:eastAsia="en-GB" w:bidi="he-IL"/>
         </w:rPr>
-        <w:t xml:space="preserve">You who rule with great thought the hosts that stand before You: also the countless holy beings, which You made from the beginning, of flame and fire, which stand around Your throne You rule with †indignation†. </w:t>
+        <w:t xml:space="preserve">You who rule with great thought the hosts that stand before You: </w:t>
+      </w:r>
+      <w:proofErr w:type="gramStart"/>
+      <w:r>
+        <w:rPr>
+          <w:rFonts w:ascii="Gentium" w:hAnsi="Gentium" w:cs="Gentium"/>
+          <w:lang w:eastAsia="en-GB" w:bidi="he-IL"/>
+        </w:rPr>
+        <w:t>also</w:t>
+      </w:r>
+      <w:proofErr w:type="gramEnd"/>
+      <w:r>
+        <w:rPr>
+          <w:rFonts w:ascii="Gentium" w:hAnsi="Gentium" w:cs="Gentium"/>
+          <w:lang w:eastAsia="en-GB" w:bidi="he-IL"/>
+        </w:rPr>
+        <w:t xml:space="preserve"> the countless holy beings, which You made from the beginning, of flame and fire, which stand around Your throne You rule with †indignation†. </w:t>
       </w:r>
       <w:r>
         <w:rPr>
@@ -7738,7 +7832,23 @@
           <w:rFonts w:ascii="Gentium" w:hAnsi="Gentium" w:cs="Gentium"/>
           <w:lang w:eastAsia="en-GB" w:bidi="he-IL"/>
         </w:rPr>
-        <w:t xml:space="preserve">For, You alone are able to sustain all who are, and those who have passed away, and those who are to be, those who sin, and those who are righteous [as living (and) being past finding out]. </w:t>
+        <w:t xml:space="preserve">For, </w:t>
+      </w:r>
+      <w:proofErr w:type="gramStart"/>
+      <w:r>
+        <w:rPr>
+          <w:rFonts w:ascii="Gentium" w:hAnsi="Gentium" w:cs="Gentium"/>
+          <w:lang w:eastAsia="en-GB" w:bidi="he-IL"/>
+        </w:rPr>
+        <w:t>You</w:t>
+      </w:r>
+      <w:proofErr w:type="gramEnd"/>
+      <w:r>
+        <w:rPr>
+          <w:rFonts w:ascii="Gentium" w:hAnsi="Gentium" w:cs="Gentium"/>
+          <w:lang w:eastAsia="en-GB" w:bidi="he-IL"/>
+        </w:rPr>
+        <w:t xml:space="preserve"> alone are able to sustain all who are, and those who have passed away, and those who are to be, those who sin, and those who are righteous [as living (and) being past finding out]. </w:t>
       </w:r>
       <w:r>
         <w:rPr>
@@ -7765,7 +7875,39 @@
           <w:rFonts w:ascii="Gentium" w:hAnsi="Gentium" w:cs="Gentium"/>
           <w:lang w:eastAsia="en-GB" w:bidi="he-IL"/>
         </w:rPr>
-        <w:t xml:space="preserve">For, You alone live immortal and past finding out, and know the number of mankind. </w:t>
+        <w:t xml:space="preserve">For, </w:t>
+      </w:r>
+      <w:proofErr w:type="gramStart"/>
+      <w:r>
+        <w:rPr>
+          <w:rFonts w:ascii="Gentium" w:hAnsi="Gentium" w:cs="Gentium"/>
+          <w:lang w:eastAsia="en-GB" w:bidi="he-IL"/>
+        </w:rPr>
+        <w:t>You</w:t>
+      </w:r>
+      <w:proofErr w:type="gramEnd"/>
+      <w:r>
+        <w:rPr>
+          <w:rFonts w:ascii="Gentium" w:hAnsi="Gentium" w:cs="Gentium"/>
+          <w:lang w:eastAsia="en-GB" w:bidi="he-IL"/>
+        </w:rPr>
+        <w:t xml:space="preserve"> alone live immortal and past finding </w:t>
+      </w:r>
+      <w:proofErr w:type="gramStart"/>
+      <w:r>
+        <w:rPr>
+          <w:rFonts w:ascii="Gentium" w:hAnsi="Gentium" w:cs="Gentium"/>
+          <w:lang w:eastAsia="en-GB" w:bidi="he-IL"/>
+        </w:rPr>
+        <w:t>out, and</w:t>
+      </w:r>
+      <w:proofErr w:type="gramEnd"/>
+      <w:r>
+        <w:rPr>
+          <w:rFonts w:ascii="Gentium" w:hAnsi="Gentium" w:cs="Gentium"/>
+          <w:lang w:eastAsia="en-GB" w:bidi="he-IL"/>
+        </w:rPr>
+        <w:t xml:space="preserve"> know the number of mankind. </w:t>
       </w:r>
       <w:r>
         <w:rPr>
@@ -8244,7 +8386,39 @@
           <w:rFonts w:ascii="Gentium" w:hAnsi="Gentium" w:cs="Gentium"/>
           <w:lang w:eastAsia="en-GB" w:bidi="he-IL"/>
         </w:rPr>
-        <w:t xml:space="preserve">Command therefore in mercy and accomplish all that You said You would bring, that You might may be made known to those who think that Your long-suffering is weakness. </w:t>
+        <w:t xml:space="preserve">Command therefore in mercy and accomplish all that You said </w:t>
+      </w:r>
+      <w:proofErr w:type="gramStart"/>
+      <w:r>
+        <w:rPr>
+          <w:rFonts w:ascii="Gentium" w:hAnsi="Gentium" w:cs="Gentium"/>
+          <w:lang w:eastAsia="en-GB" w:bidi="he-IL"/>
+        </w:rPr>
+        <w:t>You</w:t>
+      </w:r>
+      <w:proofErr w:type="gramEnd"/>
+      <w:r>
+        <w:rPr>
+          <w:rFonts w:ascii="Gentium" w:hAnsi="Gentium" w:cs="Gentium"/>
+          <w:lang w:eastAsia="en-GB" w:bidi="he-IL"/>
+        </w:rPr>
+        <w:t xml:space="preserve"> would bring, that You </w:t>
+      </w:r>
+      <w:proofErr w:type="gramStart"/>
+      <w:r>
+        <w:rPr>
+          <w:rFonts w:ascii="Gentium" w:hAnsi="Gentium" w:cs="Gentium"/>
+          <w:lang w:eastAsia="en-GB" w:bidi="he-IL"/>
+        </w:rPr>
+        <w:t>might may</w:t>
+      </w:r>
+      <w:proofErr w:type="gramEnd"/>
+      <w:r>
+        <w:rPr>
+          <w:rFonts w:ascii="Gentium" w:hAnsi="Gentium" w:cs="Gentium"/>
+          <w:lang w:eastAsia="en-GB" w:bidi="he-IL"/>
+        </w:rPr>
+        <w:t xml:space="preserve"> be made known to those who think that Your long-suffering is weakness. </w:t>
       </w:r>
       <w:r>
         <w:rPr>
@@ -8271,7 +8445,23 @@
           <w:rFonts w:ascii="Gentium" w:hAnsi="Gentium" w:cs="Gentium"/>
           <w:lang w:eastAsia="en-GB" w:bidi="he-IL"/>
         </w:rPr>
-        <w:t xml:space="preserve">And show to those who know not, that everything that has befallen us and our city until now has been according to the long-suffering of Your power, because on account of Your name </w:t>
+        <w:t xml:space="preserve">And show to those who </w:t>
+      </w:r>
+      <w:proofErr w:type="gramStart"/>
+      <w:r>
+        <w:rPr>
+          <w:rFonts w:ascii="Gentium" w:hAnsi="Gentium" w:cs="Gentium"/>
+          <w:lang w:eastAsia="en-GB" w:bidi="he-IL"/>
+        </w:rPr>
+        <w:t>know not,</w:t>
+      </w:r>
+      <w:proofErr w:type="gramEnd"/>
+      <w:r>
+        <w:rPr>
+          <w:rFonts w:ascii="Gentium" w:hAnsi="Gentium" w:cs="Gentium"/>
+          <w:lang w:eastAsia="en-GB" w:bidi="he-IL"/>
+        </w:rPr>
+        <w:t xml:space="preserve"> that everything that has befallen us and our city until now has been according to the long-suffering of Your power, because on account of Your name </w:t>
       </w:r>
       <w:r>
         <w:rPr>
@@ -8321,12 +8511,21 @@
         </w:rPr>
         <w:t>2 </w:t>
       </w:r>
-      <w:r>
-        <w:rPr>
-          <w:rFonts w:ascii="Gentium" w:hAnsi="Gentium" w:cs="Gentium"/>
-          <w:lang w:eastAsia="en-GB" w:bidi="he-IL"/>
-        </w:rPr>
-        <w:t xml:space="preserve">Bring to an end therefore henceforth mortality. </w:t>
+      <w:proofErr w:type="gramStart"/>
+      <w:r>
+        <w:rPr>
+          <w:rFonts w:ascii="Gentium" w:hAnsi="Gentium" w:cs="Gentium"/>
+          <w:lang w:eastAsia="en-GB" w:bidi="he-IL"/>
+        </w:rPr>
+        <w:t>Bring to an end</w:t>
+      </w:r>
+      <w:proofErr w:type="gramEnd"/>
+      <w:r>
+        <w:rPr>
+          <w:rFonts w:ascii="Gentium" w:hAnsi="Gentium" w:cs="Gentium"/>
+          <w:lang w:eastAsia="en-GB" w:bidi="he-IL"/>
+        </w:rPr>
+        <w:t xml:space="preserve"> therefore henceforth mortality. </w:t>
       </w:r>
       <w:r>
         <w:rPr>
@@ -8383,13 +8582,22 @@
         </w:rPr>
         <w:t xml:space="preserve"> beauty be known, and let Sheol be sealed so that from this time forward it may not receive the </w:t>
       </w:r>
+      <w:proofErr w:type="gramStart"/>
       <w:r>
         <w:rPr>
           <w:rFonts w:ascii="Gentium" w:hAnsi="Gentium" w:cs="Gentium"/>
           <w:lang w:eastAsia="en-GB" w:bidi="he-IL"/>
         </w:rPr>
         <w:lastRenderedPageBreak/>
-        <w:t xml:space="preserve">dead, and let the treasuries of souls restore those which are enclosed in them. </w:t>
+        <w:t>dead, and</w:t>
+      </w:r>
+      <w:proofErr w:type="gramEnd"/>
+      <w:r>
+        <w:rPr>
+          <w:rFonts w:ascii="Gentium" w:hAnsi="Gentium" w:cs="Gentium"/>
+          <w:lang w:eastAsia="en-GB" w:bidi="he-IL"/>
+        </w:rPr>
+        <w:t xml:space="preserve"> let the treasuries of souls restore those which are enclosed in them. </w:t>
       </w:r>
       <w:r>
         <w:rPr>
@@ -9881,7 +10089,21 @@
         <w:rPr>
           <w:rFonts w:ascii="Gentium" w:hAnsi="Gentium" w:cs="Gentium"/>
         </w:rPr>
-        <w:t xml:space="preserve">And He answered and said unto me: ‘Whatever will then befall (will befall) the whole earth; therefore all who live will experience (them). </w:t>
+        <w:t xml:space="preserve">And He answered and said unto me: ‘Whatever will then befall (will befall) the whole earth; </w:t>
+      </w:r>
+      <w:proofErr w:type="gramStart"/>
+      <w:r>
+        <w:rPr>
+          <w:rFonts w:ascii="Gentium" w:hAnsi="Gentium" w:cs="Gentium"/>
+        </w:rPr>
+        <w:t>therefore</w:t>
+      </w:r>
+      <w:proofErr w:type="gramEnd"/>
+      <w:r>
+        <w:rPr>
+          <w:rFonts w:ascii="Gentium" w:hAnsi="Gentium" w:cs="Gentium"/>
+        </w:rPr>
+        <w:t xml:space="preserve"> all who live will experience (them). </w:t>
       </w:r>
       <w:r>
         <w:rPr>
@@ -9926,7 +10148,21 @@
         <w:rPr>
           <w:rFonts w:ascii="Gentium" w:hAnsi="Gentium" w:cs="Gentium"/>
         </w:rPr>
-        <w:t xml:space="preserve">And Behemoth shall be revealed from his place and Leviathan shall ascend from the sea, those two great monsters that I created on the fifth day of creation, and shall have kept until that time; and then they shall be for food for all that are left. </w:t>
+        <w:t xml:space="preserve">And Behemoth shall be revealed from his place and Leviathan shall ascend from the sea, those two great monsters that I created on the fifth day of </w:t>
+      </w:r>
+      <w:proofErr w:type="gramStart"/>
+      <w:r>
+        <w:rPr>
+          <w:rFonts w:ascii="Gentium" w:hAnsi="Gentium" w:cs="Gentium"/>
+        </w:rPr>
+        <w:t>creation, and</w:t>
+      </w:r>
+      <w:proofErr w:type="gramEnd"/>
+      <w:r>
+        <w:rPr>
+          <w:rFonts w:ascii="Gentium" w:hAnsi="Gentium" w:cs="Gentium"/>
+        </w:rPr>
+        <w:t xml:space="preserve"> shall have kept until that time; and then they shall be for food for all that are left. </w:t>
       </w:r>
       <w:r>
         <w:rPr>
@@ -9941,7 +10177,21 @@
         <w:rPr>
           <w:rFonts w:ascii="Gentium" w:hAnsi="Gentium" w:cs="Gentium"/>
         </w:rPr>
-        <w:t xml:space="preserve">The earth also shall yield its fruit ten thousandfold and on each (?) vine there shall be a thousand branches, and each branch shall produce a thousand clusters, and each cluster produce a thousand grapes, and each grape produce a cor of wine. </w:t>
+        <w:t xml:space="preserve">The earth also shall yield its fruit ten thousandfold and on each (?) vine there shall be a thousand branches, and each branch shall produce a thousand clusters, and each cluster produce a thousand grapes, and each grape produce a </w:t>
+      </w:r>
+      <w:proofErr w:type="spellStart"/>
+      <w:r>
+        <w:rPr>
+          <w:rFonts w:ascii="Gentium" w:hAnsi="Gentium" w:cs="Gentium"/>
+        </w:rPr>
+        <w:t>cor</w:t>
+      </w:r>
+      <w:proofErr w:type="spellEnd"/>
+      <w:r>
+        <w:rPr>
+          <w:rFonts w:ascii="Gentium" w:hAnsi="Gentium" w:cs="Gentium"/>
+        </w:rPr>
+        <w:t xml:space="preserve"> of wine. </w:t>
       </w:r>
       <w:r>
         <w:rPr>
@@ -10860,7 +11110,21 @@
         <w:rPr>
           <w:rFonts w:ascii="Gentium" w:hAnsi="Gentium" w:cs="Gentium"/>
         </w:rPr>
-        <w:t>And now, if you also forsake us, it were good for us all to die before you, and then that you should withdraw from us.’</w:t>
+        <w:t xml:space="preserve">And now, if you also forsake us, it </w:t>
+      </w:r>
+      <w:proofErr w:type="gramStart"/>
+      <w:r>
+        <w:rPr>
+          <w:rFonts w:ascii="Gentium" w:hAnsi="Gentium" w:cs="Gentium"/>
+        </w:rPr>
+        <w:t>were</w:t>
+      </w:r>
+      <w:proofErr w:type="gramEnd"/>
+      <w:r>
+        <w:rPr>
+          <w:rFonts w:ascii="Gentium" w:hAnsi="Gentium" w:cs="Gentium"/>
+        </w:rPr>
+        <w:t xml:space="preserve"> good for us all to die before you, and then that you should withdraw from us.’</w:t>
       </w:r>
     </w:p>
     <w:p>
@@ -11436,7 +11700,21 @@
         <w:rPr>
           <w:rFonts w:ascii="Gentium" w:hAnsi="Gentium" w:cs="Gentium"/>
         </w:rPr>
-        <w:t xml:space="preserve">And lo! a forest of trees planted on the plain, and lofty and rugged rocky mountains surrounded it, and that forest occupied much space. </w:t>
+        <w:t xml:space="preserve">And lo! a forest of trees planted on the plain, and lofty and rugged </w:t>
+      </w:r>
+      <w:proofErr w:type="gramStart"/>
+      <w:r>
+        <w:rPr>
+          <w:rFonts w:ascii="Gentium" w:hAnsi="Gentium" w:cs="Gentium"/>
+        </w:rPr>
+        <w:t>rocky mountains</w:t>
+      </w:r>
+      <w:proofErr w:type="gramEnd"/>
+      <w:r>
+        <w:rPr>
+          <w:rFonts w:ascii="Gentium" w:hAnsi="Gentium" w:cs="Gentium"/>
+        </w:rPr>
+        <w:t xml:space="preserve"> surrounded it, and that forest occupied much space. </w:t>
       </w:r>
       <w:r>
         <w:rPr>
@@ -11752,7 +12030,21 @@
         <w:rPr>
           <w:rFonts w:ascii="Gentium" w:hAnsi="Gentium" w:cs="Gentium"/>
         </w:rPr>
-        <w:t xml:space="preserve">, my Lord, You always enlighten those who are led by understanding. </w:t>
+        <w:t xml:space="preserve">, my Lord, </w:t>
+      </w:r>
+      <w:proofErr w:type="gramStart"/>
+      <w:r>
+        <w:rPr>
+          <w:rFonts w:ascii="Gentium" w:hAnsi="Gentium" w:cs="Gentium"/>
+        </w:rPr>
+        <w:t>You</w:t>
+      </w:r>
+      <w:proofErr w:type="gramEnd"/>
+      <w:r>
+        <w:rPr>
+          <w:rFonts w:ascii="Gentium" w:hAnsi="Gentium" w:cs="Gentium"/>
+        </w:rPr>
+        <w:t xml:space="preserve"> always enlighten those who are led by understanding. </w:t>
       </w:r>
       <w:r>
         <w:rPr>
@@ -11797,7 +12089,21 @@
         <w:rPr>
           <w:rFonts w:ascii="Gentium" w:hAnsi="Gentium" w:cs="Gentium"/>
         </w:rPr>
-        <w:t>For, You know that my soul has always walked in Your law, and from my (earliest) days I departed not from Your wisdom.’</w:t>
+        <w:t xml:space="preserve">For, </w:t>
+      </w:r>
+      <w:proofErr w:type="gramStart"/>
+      <w:r>
+        <w:rPr>
+          <w:rFonts w:ascii="Gentium" w:hAnsi="Gentium" w:cs="Gentium"/>
+        </w:rPr>
+        <w:t>You</w:t>
+      </w:r>
+      <w:proofErr w:type="gramEnd"/>
+      <w:r>
+        <w:rPr>
+          <w:rFonts w:ascii="Gentium" w:hAnsi="Gentium" w:cs="Gentium"/>
+        </w:rPr>
+        <w:t xml:space="preserve"> know that my soul has always walked in Your law, and from my (earliest) days I departed not from Your wisdom.’</w:t>
       </w:r>
     </w:p>
     <w:p>
@@ -11963,7 +12269,21 @@
         <w:rPr>
           <w:rFonts w:ascii="Gentium" w:hAnsi="Gentium" w:cs="Gentium"/>
         </w:rPr>
-        <w:t xml:space="preserve">And it will come to pass when the time of its consummation that it should fall has approached, then the principate of My Messiah will be revealed, which is like the fountain and the vine, and when it is revealed it will root out the multitude of its host. </w:t>
+        <w:t xml:space="preserve">And it will come to pass when the time of its consummation that it should fall has approached, then the principate of My Messiah will be revealed, which is like the fountain and the vine, and when it is </w:t>
+      </w:r>
+      <w:proofErr w:type="gramStart"/>
+      <w:r>
+        <w:rPr>
+          <w:rFonts w:ascii="Gentium" w:hAnsi="Gentium" w:cs="Gentium"/>
+        </w:rPr>
+        <w:t>revealed</w:t>
+      </w:r>
+      <w:proofErr w:type="gramEnd"/>
+      <w:r>
+        <w:rPr>
+          <w:rFonts w:ascii="Gentium" w:hAnsi="Gentium" w:cs="Gentium"/>
+        </w:rPr>
+        <w:t xml:space="preserve"> it will root out the multitude of its host. </w:t>
       </w:r>
       <w:r>
         <w:rPr>
@@ -12077,7 +12397,21 @@
         <w:rPr>
           <w:rFonts w:ascii="Gentium" w:hAnsi="Gentium" w:cs="Gentium"/>
         </w:rPr>
-        <w:t xml:space="preserve">‘The last leader of that time will be left alive, when the multitude of his hosts will be put to the sword, and he will be bound, and they will take him up to Mount Zion, and My Messiah will convict him of all his impieties, and will gather and set before him all the works of his hosts. </w:t>
+        <w:t xml:space="preserve">‘The last leader of that time will be left alive, when the multitude of his hosts will be put to the sword, and he will be bound, and they will take him up to Mount Zion, and My Messiah will convict him of all his </w:t>
+      </w:r>
+      <w:proofErr w:type="gramStart"/>
+      <w:r>
+        <w:rPr>
+          <w:rFonts w:ascii="Gentium" w:hAnsi="Gentium" w:cs="Gentium"/>
+        </w:rPr>
+        <w:t>impieties, and</w:t>
+      </w:r>
+      <w:proofErr w:type="gramEnd"/>
+      <w:r>
+        <w:rPr>
+          <w:rFonts w:ascii="Gentium" w:hAnsi="Gentium" w:cs="Gentium"/>
+        </w:rPr>
+        <w:t xml:space="preserve"> will gather and set before him all the works of his hosts. </w:t>
       </w:r>
       <w:r>
         <w:rPr>
@@ -12442,7 +12776,21 @@
         <w:rPr>
           <w:rFonts w:ascii="Gentium" w:hAnsi="Gentium" w:cs="Gentium"/>
         </w:rPr>
-        <w:t xml:space="preserve">And, as for those who before knew not but afterwards knew life, and mingled (only) with the seed of the people which had separated itself, the time of these (is) the latter, and is accounted as something exalted. </w:t>
+        <w:t xml:space="preserve">And, as for those who before knew not but afterwards knew </w:t>
+      </w:r>
+      <w:proofErr w:type="gramStart"/>
+      <w:r>
+        <w:rPr>
+          <w:rFonts w:ascii="Gentium" w:hAnsi="Gentium" w:cs="Gentium"/>
+        </w:rPr>
+        <w:t>life, and</w:t>
+      </w:r>
+      <w:proofErr w:type="gramEnd"/>
+      <w:r>
+        <w:rPr>
+          <w:rFonts w:ascii="Gentium" w:hAnsi="Gentium" w:cs="Gentium"/>
+        </w:rPr>
+        <w:t xml:space="preserve"> mingled (only) with the seed of the people which had separated itself, the time of these (is) the latter, and is accounted as something exalted. </w:t>
       </w:r>
       <w:r>
         <w:rPr>
@@ -12906,7 +13254,23 @@
           <w:rFonts w:ascii="Gentium" w:hAnsi="Gentium" w:cs="Gentium"/>
           <w:lang w:eastAsia="en-GB" w:bidi="he-IL"/>
         </w:rPr>
-        <w:t>And I, Baruch, went from thence, and came to my people, and I called my first-born son and [the Gedaliahs] my friends, and seven of the elders of the people, and I said unto them:</w:t>
+        <w:t xml:space="preserve">And I, Baruch, went from thence, and came to my people, and I called my first-born son and [the </w:t>
+      </w:r>
+      <w:proofErr w:type="spellStart"/>
+      <w:r>
+        <w:rPr>
+          <w:rFonts w:ascii="Gentium" w:hAnsi="Gentium" w:cs="Gentium"/>
+          <w:lang w:eastAsia="en-GB" w:bidi="he-IL"/>
+        </w:rPr>
+        <w:t>Gedaliahs</w:t>
+      </w:r>
+      <w:proofErr w:type="spellEnd"/>
+      <w:r>
+        <w:rPr>
+          <w:rFonts w:ascii="Gentium" w:hAnsi="Gentium" w:cs="Gentium"/>
+          <w:lang w:eastAsia="en-GB" w:bidi="he-IL"/>
+        </w:rPr>
+        <w:t>] my friends, and seven of the elders of the people, and I said unto them:</w:t>
       </w:r>
     </w:p>
     <w:p>
@@ -12947,8 +13311,17 @@
           <w:rFonts w:ascii="Gentium" w:hAnsi="Gentium" w:cs="Gentium"/>
           <w:lang w:eastAsia="en-GB" w:bidi="he-IL"/>
         </w:rPr>
-        <w:t>Behold, I go unto my fathers</w:t>
-      </w:r>
+        <w:t xml:space="preserve">Behold, I go unto my </w:t>
+      </w:r>
+      <w:proofErr w:type="spellStart"/>
+      <w:r>
+        <w:rPr>
+          <w:rFonts w:ascii="Gentium" w:hAnsi="Gentium" w:cs="Gentium"/>
+          <w:lang w:eastAsia="en-GB" w:bidi="he-IL"/>
+        </w:rPr>
+        <w:t>fathers</w:t>
+      </w:r>
+      <w:proofErr w:type="spellEnd"/>
       <w:r>
         <w:rPr>
           <w:rFonts w:ascii="Gentium" w:hAnsi="Gentium" w:cs="Gentium"/>
@@ -13713,7 +14086,23 @@
           <w:rFonts w:ascii="Gentium" w:hAnsi="Gentium" w:cs="Gentium"/>
           <w:lang w:eastAsia="en-GB" w:bidi="he-IL"/>
         </w:rPr>
-        <w:t xml:space="preserve"> that which is to be shall be the object of desire, </w:t>
+        <w:t xml:space="preserve"> that which is to </w:t>
+      </w:r>
+      <w:proofErr w:type="gramStart"/>
+      <w:r>
+        <w:rPr>
+          <w:rFonts w:ascii="Gentium" w:hAnsi="Gentium" w:cs="Gentium"/>
+          <w:lang w:eastAsia="en-GB" w:bidi="he-IL"/>
+        </w:rPr>
+        <w:t>be shall be</w:t>
+      </w:r>
+      <w:proofErr w:type="gramEnd"/>
+      <w:r>
+        <w:rPr>
+          <w:rFonts w:ascii="Gentium" w:hAnsi="Gentium" w:cs="Gentium"/>
+          <w:lang w:eastAsia="en-GB" w:bidi="he-IL"/>
+        </w:rPr>
+        <w:t xml:space="preserve"> the object of desire, </w:t>
       </w:r>
       <w:r>
         <w:rPr>
@@ -14992,6 +15381,7 @@
         </w:rPr>
         <w:t xml:space="preserve">O my Lord, </w:t>
       </w:r>
+      <w:proofErr w:type="gramStart"/>
       <w:r>
         <w:rPr>
           <w:rFonts w:ascii="Gentium" w:hAnsi="Gentium" w:cs="Gentium"/>
@@ -15004,7 +15394,15 @@
           <w:rFonts w:ascii="Gentium" w:hAnsi="Gentium" w:cs="Gentium"/>
           <w:lang w:eastAsia="en-GB" w:bidi="he-IL"/>
         </w:rPr>
-        <w:t xml:space="preserve">ou summon the advent of the times, </w:t>
+        <w:t>ou</w:t>
+      </w:r>
+      <w:proofErr w:type="gramEnd"/>
+      <w:r>
+        <w:rPr>
+          <w:rFonts w:ascii="Gentium" w:hAnsi="Gentium" w:cs="Gentium"/>
+          <w:lang w:eastAsia="en-GB" w:bidi="he-IL"/>
+        </w:rPr>
+        <w:t xml:space="preserve"> summon the advent of the times, </w:t>
       </w:r>
       <w:r>
         <w:rPr>
@@ -15484,7 +15882,23 @@
           <w:rFonts w:ascii="Gentium" w:hAnsi="Gentium" w:cs="Gentium"/>
           <w:lang w:eastAsia="en-GB" w:bidi="he-IL"/>
         </w:rPr>
-        <w:t xml:space="preserve"> You command the flames </w:t>
+        <w:t xml:space="preserve"> </w:t>
+      </w:r>
+      <w:proofErr w:type="gramStart"/>
+      <w:r>
+        <w:rPr>
+          <w:rFonts w:ascii="Gentium" w:hAnsi="Gentium" w:cs="Gentium"/>
+          <w:lang w:eastAsia="en-GB" w:bidi="he-IL"/>
+        </w:rPr>
+        <w:t>You</w:t>
+      </w:r>
+      <w:proofErr w:type="gramEnd"/>
+      <w:r>
+        <w:rPr>
+          <w:rFonts w:ascii="Gentium" w:hAnsi="Gentium" w:cs="Gentium"/>
+          <w:lang w:eastAsia="en-GB" w:bidi="he-IL"/>
+        </w:rPr>
+        <w:t xml:space="preserve"> command the flames </w:t>
       </w:r>
       <w:r>
         <w:rPr>
@@ -15556,6 +15970,7 @@
         </w:rPr>
         <w:t xml:space="preserve"> </w:t>
       </w:r>
+      <w:proofErr w:type="gramStart"/>
       <w:r>
         <w:rPr>
           <w:rFonts w:ascii="Gentium" w:hAnsi="Gentium" w:cs="Gentium"/>
@@ -15568,7 +15983,15 @@
           <w:rFonts w:ascii="Gentium" w:hAnsi="Gentium" w:cs="Gentium"/>
           <w:lang w:eastAsia="en-GB" w:bidi="he-IL"/>
         </w:rPr>
-        <w:t xml:space="preserve">ou quicken that which was not, </w:t>
+        <w:t>ou</w:t>
+      </w:r>
+      <w:proofErr w:type="gramEnd"/>
+      <w:r>
+        <w:rPr>
+          <w:rFonts w:ascii="Gentium" w:hAnsi="Gentium" w:cs="Gentium"/>
+          <w:lang w:eastAsia="en-GB" w:bidi="he-IL"/>
+        </w:rPr>
+        <w:t xml:space="preserve"> quicken that which was not, </w:t>
       </w:r>
       <w:r>
         <w:rPr>
@@ -15619,6 +16042,7 @@
         </w:rPr>
         <w:t xml:space="preserve"> </w:t>
       </w:r>
+      <w:proofErr w:type="gramStart"/>
       <w:r>
         <w:rPr>
           <w:rFonts w:ascii="Gentium" w:hAnsi="Gentium" w:cs="Gentium"/>
@@ -15631,7 +16055,15 @@
           <w:rFonts w:ascii="Gentium" w:hAnsi="Gentium" w:cs="Gentium"/>
           <w:lang w:eastAsia="en-GB" w:bidi="he-IL"/>
         </w:rPr>
-        <w:t>ou hold that which has not yet come.</w:t>
+        <w:t>ou</w:t>
+      </w:r>
+      <w:proofErr w:type="gramEnd"/>
+      <w:r>
+        <w:rPr>
+          <w:rFonts w:ascii="Gentium" w:hAnsi="Gentium" w:cs="Gentium"/>
+          <w:lang w:eastAsia="en-GB" w:bidi="he-IL"/>
+        </w:rPr>
+        <w:t xml:space="preserve"> hold that which has not yet come.</w:t>
       </w:r>
     </w:p>
     <w:p>
@@ -17371,7 +17803,23 @@
           <w:rFonts w:ascii="Gentium" w:hAnsi="Gentium" w:cs="Gentium"/>
           <w:lang w:eastAsia="en-GB" w:bidi="he-IL"/>
         </w:rPr>
-        <w:t xml:space="preserve"> this is as follows: he that is corrupted is not at all; he has both wrought iniquity so far as </w:t>
+        <w:t xml:space="preserve"> this is as follows: he that is corrupted is not at all; he has both wrought </w:t>
+      </w:r>
+      <w:proofErr w:type="gramStart"/>
+      <w:r>
+        <w:rPr>
+          <w:rFonts w:ascii="Gentium" w:hAnsi="Gentium" w:cs="Gentium"/>
+          <w:lang w:eastAsia="en-GB" w:bidi="he-IL"/>
+        </w:rPr>
+        <w:t>iniquity</w:t>
+      </w:r>
+      <w:proofErr w:type="gramEnd"/>
+      <w:r>
+        <w:rPr>
+          <w:rFonts w:ascii="Gentium" w:hAnsi="Gentium" w:cs="Gentium"/>
+          <w:lang w:eastAsia="en-GB" w:bidi="he-IL"/>
+        </w:rPr>
+        <w:t xml:space="preserve"> so far as </w:t>
       </w:r>
       <w:r>
         <w:rPr>
@@ -17848,7 +18296,15 @@
           <w:rFonts w:ascii="Gentium" w:hAnsi="Gentium" w:cs="Gentium"/>
           <w:lang w:eastAsia="en-GB" w:bidi="he-IL"/>
         </w:rPr>
-        <w:t>nd probity destroyed,</w:t>
+        <w:t xml:space="preserve">nd probity </w:t>
+      </w:r>
+      <w:proofErr w:type="gramStart"/>
+      <w:r>
+        <w:rPr>
+          <w:rFonts w:ascii="Gentium" w:hAnsi="Gentium" w:cs="Gentium"/>
+          <w:lang w:eastAsia="en-GB" w:bidi="he-IL"/>
+        </w:rPr>
+        <w:t>destroyed,</w:t>
       </w:r>
       <w:r>
         <w:rPr>
@@ -17857,6 +18313,7 @@
         </w:rPr>
         <w:t>†</w:t>
       </w:r>
+      <w:proofErr w:type="gramEnd"/>
       <w:r>
         <w:rPr>
           <w:rFonts w:ascii="Gentium" w:hAnsi="Gentium" w:cs="Gentium"/>
@@ -18889,6 +19346,7 @@
         </w:rPr>
         <w:t xml:space="preserve"> </w:t>
       </w:r>
+      <w:proofErr w:type="gramStart"/>
       <w:r>
         <w:rPr>
           <w:rFonts w:ascii="Gentium" w:hAnsi="Gentium" w:cs="Gentium"/>
@@ -18901,7 +19359,15 @@
           <w:rFonts w:ascii="Gentium" w:hAnsi="Gentium" w:cs="Gentium"/>
           <w:lang w:eastAsia="en-GB" w:bidi="he-IL"/>
         </w:rPr>
-        <w:t xml:space="preserve">ou did of old command the dust to produce Adam, and </w:t>
+        <w:t>ou</w:t>
+      </w:r>
+      <w:proofErr w:type="gramEnd"/>
+      <w:r>
+        <w:rPr>
+          <w:rFonts w:ascii="Gentium" w:hAnsi="Gentium" w:cs="Gentium"/>
+          <w:lang w:eastAsia="en-GB" w:bidi="he-IL"/>
+        </w:rPr>
+        <w:t xml:space="preserve"> did of old command the dust to produce Adam, and </w:t>
       </w:r>
       <w:r>
         <w:rPr>
@@ -19925,7 +20391,23 @@
           <w:rFonts w:ascii="Gentium" w:hAnsi="Gentium" w:cs="Gentium"/>
           <w:lang w:eastAsia="en-GB" w:bidi="he-IL"/>
         </w:rPr>
-        <w:t>And it shall come to pass, when they have severally recognized those whom they now know, then judgement shall grow strong and those things that before were spoken of shall come.</w:t>
+        <w:t xml:space="preserve">And it shall come to pass, when they have severally recognized those </w:t>
+      </w:r>
+      <w:proofErr w:type="gramStart"/>
+      <w:r>
+        <w:rPr>
+          <w:rFonts w:ascii="Gentium" w:hAnsi="Gentium" w:cs="Gentium"/>
+          <w:lang w:eastAsia="en-GB" w:bidi="he-IL"/>
+        </w:rPr>
+        <w:t>whom</w:t>
+      </w:r>
+      <w:proofErr w:type="gramEnd"/>
+      <w:r>
+        <w:rPr>
+          <w:rFonts w:ascii="Gentium" w:hAnsi="Gentium" w:cs="Gentium"/>
+          <w:lang w:eastAsia="en-GB" w:bidi="he-IL"/>
+        </w:rPr>
+        <w:t xml:space="preserve"> they now know, then judgement shall grow strong and those things that before were spoken of shall come.</w:t>
       </w:r>
     </w:p>
     <w:p>
@@ -21786,7 +22268,21 @@
         <w:rPr>
           <w:rFonts w:ascii="Gentium" w:hAnsi="Gentium" w:cs="Gentium"/>
         </w:rPr>
-        <w:t xml:space="preserve">Now this was done twelve times, but the black were always more numerous than the bright. </w:t>
+        <w:t xml:space="preserve">Now this was done twelve times, but the black </w:t>
+      </w:r>
+      <w:proofErr w:type="gramStart"/>
+      <w:r>
+        <w:rPr>
+          <w:rFonts w:ascii="Gentium" w:hAnsi="Gentium" w:cs="Gentium"/>
+        </w:rPr>
+        <w:t>were</w:t>
+      </w:r>
+      <w:proofErr w:type="gramEnd"/>
+      <w:r>
+        <w:rPr>
+          <w:rFonts w:ascii="Gentium" w:hAnsi="Gentium" w:cs="Gentium"/>
+        </w:rPr>
+        <w:t xml:space="preserve"> always more numerous than the bright. </w:t>
       </w:r>
       <w:r>
         <w:rPr>
@@ -21855,14 +22351,28 @@
         <w:rPr>
           <w:rFonts w:ascii="Gentium" w:hAnsi="Gentium" w:cs="Gentium"/>
         </w:rPr>
-        <w:t xml:space="preserve">And it took hold of the whole earth, </w:t>
+        <w:t xml:space="preserve">And it took hold of the whole </w:t>
+      </w:r>
+      <w:proofErr w:type="gramStart"/>
+      <w:r>
+        <w:rPr>
+          <w:rFonts w:ascii="Gentium" w:hAnsi="Gentium" w:cs="Gentium"/>
+        </w:rPr>
+        <w:t xml:space="preserve">earth, </w:t>
       </w:r>
       <w:r>
         <w:rPr>
           <w:rFonts w:ascii="Gentium" w:hAnsi="Gentium" w:cs="Gentium"/>
         </w:rPr>
         <w:lastRenderedPageBreak/>
-        <w:t xml:space="preserve">and had dominion over it. </w:t>
+        <w:t>and</w:t>
+      </w:r>
+      <w:proofErr w:type="gramEnd"/>
+      <w:r>
+        <w:rPr>
+          <w:rFonts w:ascii="Gentium" w:hAnsi="Gentium" w:cs="Gentium"/>
+        </w:rPr>
+        <w:t xml:space="preserve"> had dominion over it. </w:t>
       </w:r>
       <w:r>
         <w:rPr>
@@ -22695,6 +23205,7 @@
         </w:rPr>
         <w:t xml:space="preserve">nd as regards what I besought, </w:t>
       </w:r>
+      <w:proofErr w:type="gramStart"/>
       <w:r>
         <w:rPr>
           <w:rFonts w:ascii="Gentium" w:hAnsi="Gentium" w:cs="Gentium"/>
@@ -22707,7 +23218,15 @@
           <w:rFonts w:ascii="Gentium" w:hAnsi="Gentium" w:cs="Gentium"/>
           <w:lang w:eastAsia="en-GB" w:bidi="he-IL"/>
         </w:rPr>
-        <w:t xml:space="preserve">ou did reveal to me with what voice I should praise </w:t>
+        <w:t>ou</w:t>
+      </w:r>
+      <w:proofErr w:type="gramEnd"/>
+      <w:r>
+        <w:rPr>
+          <w:rFonts w:ascii="Gentium" w:hAnsi="Gentium" w:cs="Gentium"/>
+          <w:lang w:eastAsia="en-GB" w:bidi="he-IL"/>
+        </w:rPr>
+        <w:t xml:space="preserve"> did reveal to me with what voice I should praise </w:t>
       </w:r>
       <w:r>
         <w:rPr>
@@ -26819,7 +27338,23 @@
           <w:lang w:eastAsia="en-GB" w:bidi="he-IL"/>
         </w:rPr>
         <w:tab/>
-        <w:t>And the land [which] was then beloved by the Lord,</w:t>
+        <w:t xml:space="preserve">And the </w:t>
+      </w:r>
+      <w:proofErr w:type="gramStart"/>
+      <w:r>
+        <w:rPr>
+          <w:rFonts w:ascii="Gentium" w:hAnsi="Gentium" w:cs="Gentium"/>
+          <w:lang w:eastAsia="en-GB" w:bidi="he-IL"/>
+        </w:rPr>
+        <w:t>land</w:t>
+      </w:r>
+      <w:proofErr w:type="gramEnd"/>
+      <w:r>
+        <w:rPr>
+          <w:rFonts w:ascii="Gentium" w:hAnsi="Gentium" w:cs="Gentium"/>
+          <w:lang w:eastAsia="en-GB" w:bidi="he-IL"/>
+        </w:rPr>
+        <w:t xml:space="preserve"> [which] was then beloved by the Lord,</w:t>
       </w:r>
       <w:r>
         <w:rPr>
@@ -27086,7 +27621,21 @@
         <w:rPr>
           <w:rFonts w:ascii="Gentium" w:hAnsi="Gentium" w:cs="Gentium"/>
         </w:rPr>
-        <w:t xml:space="preserve">But, regarding the Gentiles, it was tedious to tell how they always wrought impiety and wickedness, and never wrought righteousness. </w:t>
+        <w:t xml:space="preserve">But, regarding the Gentiles, it was tedious to tell how they always wrought impiety and </w:t>
+      </w:r>
+      <w:proofErr w:type="gramStart"/>
+      <w:r>
+        <w:rPr>
+          <w:rFonts w:ascii="Gentium" w:hAnsi="Gentium" w:cs="Gentium"/>
+        </w:rPr>
+        <w:t>wickedness, and</w:t>
+      </w:r>
+      <w:proofErr w:type="gramEnd"/>
+      <w:r>
+        <w:rPr>
+          <w:rFonts w:ascii="Gentium" w:hAnsi="Gentium" w:cs="Gentium"/>
+        </w:rPr>
+        <w:t xml:space="preserve"> never wrought righteousness. </w:t>
       </w:r>
       <w:r>
         <w:rPr>
@@ -29514,7 +30063,23 @@
           <w:rFonts w:ascii="Gentium" w:hAnsi="Gentium" w:cs="Gentium"/>
           <w:lang w:eastAsia="en-GB" w:bidi="he-IL"/>
         </w:rPr>
-        <w:t>or shall the hope of those who hope be confirmed.</w:t>
+        <w:t xml:space="preserve">or shall the hope of those who hope </w:t>
+      </w:r>
+      <w:proofErr w:type="gramStart"/>
+      <w:r>
+        <w:rPr>
+          <w:rFonts w:ascii="Gentium" w:hAnsi="Gentium" w:cs="Gentium"/>
+          <w:lang w:eastAsia="en-GB" w:bidi="he-IL"/>
+        </w:rPr>
+        <w:t>be</w:t>
+      </w:r>
+      <w:proofErr w:type="gramEnd"/>
+      <w:r>
+        <w:rPr>
+          <w:rFonts w:ascii="Gentium" w:hAnsi="Gentium" w:cs="Gentium"/>
+          <w:lang w:eastAsia="en-GB" w:bidi="he-IL"/>
+        </w:rPr>
+        <w:t xml:space="preserve"> confirmed.</w:t>
       </w:r>
     </w:p>
     <w:p>
@@ -33921,7 +34486,19 @@
         <w:rPr>
           <w:rFonts w:ascii="Gentium" w:hAnsi="Gentium" w:cs="Gentium"/>
         </w:rPr>
-        <w:t xml:space="preserve">And now, my brethren, I make known unto you that when the enemy had surrounded the city, the angels of the Most High were Sent, and they overthrew the fortifications of the strong wall, and they destroyed the firm iron corners, which could not be rooted out. </w:t>
+        <w:t xml:space="preserve">And now, my brethren, I make known unto you that when the enemy had surrounded the city, the angels of the Most High were </w:t>
+      </w:r>
+      <w:r>
+        <w:rPr>
+          <w:rFonts w:ascii="Gentium" w:hAnsi="Gentium" w:cs="Gentium"/>
+        </w:rPr>
+        <w:t>s</w:t>
+      </w:r>
+      <w:r>
+        <w:rPr>
+          <w:rFonts w:ascii="Gentium" w:hAnsi="Gentium" w:cs="Gentium"/>
+        </w:rPr>
+        <w:t xml:space="preserve">ent, and they overthrew the fortifications of the strong wall, and they destroyed the firm iron corners, which could not be rooted out. </w:t>
       </w:r>
       <w:r>
         <w:rPr>
@@ -35520,7 +36097,23 @@
           <w:rFonts w:ascii="Gentium" w:hAnsi="Gentium" w:cs="Gentium"/>
           <w:lang w:eastAsia="en-GB" w:bidi="he-IL"/>
         </w:rPr>
-        <w:t xml:space="preserve"> all healthinesses of this time are turning into diseases,</w:t>
+        <w:t xml:space="preserve"> all </w:t>
+      </w:r>
+      <w:proofErr w:type="spellStart"/>
+      <w:r>
+        <w:rPr>
+          <w:rFonts w:ascii="Gentium" w:hAnsi="Gentium" w:cs="Gentium"/>
+          <w:lang w:eastAsia="en-GB" w:bidi="he-IL"/>
+        </w:rPr>
+        <w:t>healthinesses</w:t>
+      </w:r>
+      <w:proofErr w:type="spellEnd"/>
+      <w:r>
+        <w:rPr>
+          <w:rFonts w:ascii="Gentium" w:hAnsi="Gentium" w:cs="Gentium"/>
+          <w:lang w:eastAsia="en-GB" w:bidi="he-IL"/>
+        </w:rPr>
+        <w:t xml:space="preserve"> of this time are turning into diseases,</w:t>
       </w:r>
     </w:p>
     <w:p>
@@ -36315,7 +36908,31 @@
         <w:rPr>
           <w:rFonts w:ascii="Gentium" w:hAnsi="Gentium" w:cs="Gentium"/>
         </w:rPr>
-        <w:t>Behold! I have therefore made known unto you (these things) whilst I live: for I have said (it) that y</w:t>
+        <w:t>Behold! I have therefore made known unto you (these things) whilst I live</w:t>
+      </w:r>
+      <w:r>
+        <w:rPr>
+          <w:rFonts w:ascii="Gentium" w:hAnsi="Gentium" w:cs="Gentium"/>
+        </w:rPr>
+        <w:t>;</w:t>
+      </w:r>
+      <w:r>
+        <w:rPr>
+          <w:rFonts w:ascii="Gentium" w:hAnsi="Gentium" w:cs="Gentium"/>
+        </w:rPr>
+        <w:t xml:space="preserve"> for</w:t>
+      </w:r>
+      <w:r>
+        <w:rPr>
+          <w:rFonts w:ascii="Gentium" w:hAnsi="Gentium" w:cs="Gentium"/>
+        </w:rPr>
+        <w:t>,</w:t>
+      </w:r>
+      <w:r>
+        <w:rPr>
+          <w:rFonts w:ascii="Gentium" w:hAnsi="Gentium" w:cs="Gentium"/>
+        </w:rPr>
+        <w:t xml:space="preserve"> I have said (it) that y</w:t>
       </w:r>
       <w:r>
         <w:rPr>
@@ -36327,7 +36944,19 @@
         <w:rPr>
           <w:rFonts w:ascii="Gentium" w:hAnsi="Gentium" w:cs="Gentium"/>
         </w:rPr>
-        <w:t xml:space="preserve"> should learn the things that are excellent; for the Mighty One has commanded me to instruct you: and I will set before you some of the commandments of His judgement before I die. </w:t>
+        <w:t xml:space="preserve"> should learn the things that are excellent; for the Mighty One has commanded me to instruct you</w:t>
+      </w:r>
+      <w:r>
+        <w:rPr>
+          <w:rFonts w:ascii="Gentium" w:hAnsi="Gentium" w:cs="Gentium"/>
+        </w:rPr>
+        <w:t>;</w:t>
+      </w:r>
+      <w:r>
+        <w:rPr>
+          <w:rFonts w:ascii="Gentium" w:hAnsi="Gentium" w:cs="Gentium"/>
+        </w:rPr>
+        <w:t xml:space="preserve"> and I will set before you some of the commandments of His judgement before I die. </w:t>
       </w:r>
       <w:r>
         <w:rPr>
@@ -36342,7 +36971,35 @@
         <w:rPr>
           <w:rFonts w:ascii="Gentium" w:hAnsi="Gentium" w:cs="Gentium"/>
         </w:rPr>
-        <w:t xml:space="preserve">Remember that formerly Moses assuredly called heaven and earth to witness against you and said: ‘If you transgress the law you shall be dispersed, but if you keep it you shall be kept.’ </w:t>
+        <w:t xml:space="preserve">Remember that formerly Moses assuredly called heaven and earth to witness against you and said: ‘If you transgress the </w:t>
+      </w:r>
+      <w:proofErr w:type="gramStart"/>
+      <w:r>
+        <w:rPr>
+          <w:rFonts w:ascii="Gentium" w:hAnsi="Gentium" w:cs="Gentium"/>
+        </w:rPr>
+        <w:t>law</w:t>
+      </w:r>
+      <w:proofErr w:type="gramEnd"/>
+      <w:r>
+        <w:rPr>
+          <w:rFonts w:ascii="Gentium" w:hAnsi="Gentium" w:cs="Gentium"/>
+        </w:rPr>
+        <w:t xml:space="preserve"> you shall be dispersed, but if you keep </w:t>
+      </w:r>
+      <w:proofErr w:type="gramStart"/>
+      <w:r>
+        <w:rPr>
+          <w:rFonts w:ascii="Gentium" w:hAnsi="Gentium" w:cs="Gentium"/>
+        </w:rPr>
+        <w:t>it</w:t>
+      </w:r>
+      <w:proofErr w:type="gramEnd"/>
+      <w:r>
+        <w:rPr>
+          <w:rFonts w:ascii="Gentium" w:hAnsi="Gentium" w:cs="Gentium"/>
+        </w:rPr>
+        <w:t xml:space="preserve"> you shall be kept.’ </w:t>
       </w:r>
       <w:r>
         <w:rPr>
@@ -36372,7 +37029,19 @@
         <w:rPr>
           <w:rFonts w:ascii="Gentium" w:hAnsi="Gentium" w:cs="Gentium"/>
         </w:rPr>
-        <w:t xml:space="preserve">And, after his death, you cast them away from you: on this account, there came upon you what had been predicted. </w:t>
+        <w:t>And, after his death, you cast them away from you</w:t>
+      </w:r>
+      <w:r>
+        <w:rPr>
+          <w:rFonts w:ascii="Gentium" w:hAnsi="Gentium" w:cs="Gentium"/>
+        </w:rPr>
+        <w:t>;</w:t>
+      </w:r>
+      <w:r>
+        <w:rPr>
+          <w:rFonts w:ascii="Gentium" w:hAnsi="Gentium" w:cs="Gentium"/>
+        </w:rPr>
+        <w:t xml:space="preserve"> on this account, there came upon you what had been predicted. </w:t>
       </w:r>
       <w:r>
         <w:rPr>
@@ -36387,7 +37056,19 @@
         <w:rPr>
           <w:rFonts w:ascii="Gentium" w:hAnsi="Gentium" w:cs="Gentium"/>
         </w:rPr>
-        <w:t xml:space="preserve">And now Moses used to tell you before they befell you, and lo! they have befallen you: for, you have forsaken the law. </w:t>
+        <w:t>And now Moses used to tell you before they befell you, and lo! they have befallen you</w:t>
+      </w:r>
+      <w:r>
+        <w:rPr>
+          <w:rFonts w:ascii="Gentium" w:hAnsi="Gentium" w:cs="Gentium"/>
+        </w:rPr>
+        <w:t>;</w:t>
+      </w:r>
+      <w:r>
+        <w:rPr>
+          <w:rFonts w:ascii="Gentium" w:hAnsi="Gentium" w:cs="Gentium"/>
+        </w:rPr>
+        <w:t xml:space="preserve"> for, you have forsaken the law. </w:t>
       </w:r>
       <w:r>
         <w:rPr>
@@ -36502,7 +37183,21 @@
         <w:rPr>
           <w:rFonts w:ascii="Gentium" w:hAnsi="Gentium" w:cs="Gentium"/>
         </w:rPr>
-        <w:t>For, if He judge us not according to the multitude of His mercies, woe unto all us who are born.</w:t>
+        <w:t xml:space="preserve">For, if He judge us not according to the multitude of His mercies, woe unto </w:t>
+      </w:r>
+      <w:proofErr w:type="gramStart"/>
+      <w:r>
+        <w:rPr>
+          <w:rFonts w:ascii="Gentium" w:hAnsi="Gentium" w:cs="Gentium"/>
+        </w:rPr>
+        <w:t>all</w:t>
+      </w:r>
+      <w:proofErr w:type="gramEnd"/>
+      <w:r>
+        <w:rPr>
+          <w:rFonts w:ascii="Gentium" w:hAnsi="Gentium" w:cs="Gentium"/>
+        </w:rPr>
+        <w:t xml:space="preserve"> us who are born.</w:t>
       </w:r>
     </w:p>
     <w:p>
@@ -36980,7 +37675,21 @@
           <w:lang w:eastAsia="en-GB" w:bidi="he-IL"/>
         </w:rPr>
         <w:tab/>
-        <w:t>Before therefore judgement exact its own,</w:t>
+        <w:t>Before therefore judgement exact</w:t>
+      </w:r>
+      <w:r>
+        <w:rPr>
+          <w:rFonts w:ascii="Gentium" w:hAnsi="Gentium" w:cs="Gentium"/>
+          <w:lang w:eastAsia="en-GB" w:bidi="he-IL"/>
+        </w:rPr>
+        <w:t>s</w:t>
+      </w:r>
+      <w:r>
+        <w:rPr>
+          <w:rFonts w:ascii="Gentium" w:hAnsi="Gentium" w:cs="Gentium"/>
+          <w:lang w:eastAsia="en-GB" w:bidi="he-IL"/>
+        </w:rPr>
+        <w:t xml:space="preserve"> its own,</w:t>
       </w:r>
       <w:r>
         <w:rPr>
@@ -37067,7 +37776,21 @@
           <w:lang w:eastAsia="en-GB" w:bidi="he-IL"/>
         </w:rPr>
         <w:tab/>
-        <w:t>For the youth of the world is past,</w:t>
+        <w:t>For</w:t>
+      </w:r>
+      <w:r>
+        <w:rPr>
+          <w:rFonts w:ascii="Gentium" w:hAnsi="Gentium" w:cs="Gentium"/>
+          <w:lang w:eastAsia="en-GB" w:bidi="he-IL"/>
+        </w:rPr>
+        <w:t>,</w:t>
+      </w:r>
+      <w:r>
+        <w:rPr>
+          <w:rFonts w:ascii="Gentium" w:hAnsi="Gentium" w:cs="Gentium"/>
+          <w:lang w:eastAsia="en-GB" w:bidi="he-IL"/>
+        </w:rPr>
+        <w:t xml:space="preserve"> the youth of the world is past,</w:t>
       </w:r>
       <w:r>
         <w:rPr>
@@ -37530,7 +38253,21 @@
           <w:rFonts w:ascii="Gentium" w:hAnsi="Gentium" w:cs="Gentium"/>
           <w:lang w:eastAsia="en-GB" w:bidi="he-IL"/>
         </w:rPr>
-        <w:t>And the path which bringeth to Gehenna.</w:t>
+        <w:t>And the path which bring</w:t>
+      </w:r>
+      <w:r>
+        <w:rPr>
+          <w:rFonts w:ascii="Gentium" w:hAnsi="Gentium" w:cs="Gentium"/>
+          <w:lang w:eastAsia="en-GB" w:bidi="he-IL"/>
+        </w:rPr>
+        <w:t>s</w:t>
+      </w:r>
+      <w:r>
+        <w:rPr>
+          <w:rFonts w:ascii="Gentium" w:hAnsi="Gentium" w:cs="Gentium"/>
+          <w:lang w:eastAsia="en-GB" w:bidi="he-IL"/>
+        </w:rPr>
+        <w:t xml:space="preserve"> to Gehenna.</w:t>
       </w:r>
     </w:p>
     <w:p>
